--- a/data/outputs/v2/Essential_Mathematics/SS2.2_Reflection/Essential_Mathematics_Reflection_SummaryTable.docx
+++ b/data/outputs/v2/Essential_Mathematics/SS2.2_Reflection/Essential_Mathematics_Reflection_SummaryTable.docx
@@ -38,6 +38,177 @@
           <w:szCs w:val="22"/>
         </w:rPr>
         <w:t xml:space="preserve">Sub-Strand 2.2: Reflection — Teacher Reference (Pre-filled)</w:t>
+      </w:r>
+    </w:p>
+    <w:p>
+      <w:pPr>
+        <w:spacing w:after="80" w:before="120"/>
+      </w:pPr>
+      <w:r>
+        <w:rPr>
+          <w:rFonts w:ascii="Arial" w:cs="Arial" w:eastAsia="Arial" w:hAnsi="Arial"/>
+          <w:b/>
+          <w:bCs/>
+          <w:color w:val="1F3864"/>
+          <w:sz w:val="20"/>
+          <w:szCs w:val="20"/>
+        </w:rPr>
+        <w:t xml:space="preserve">ATTRIBUTION AND LICENSING</w:t>
+      </w:r>
+    </w:p>
+    <w:p>
+      <w:pPr>
+        <w:spacing w:after="60" w:before="0"/>
+      </w:pPr>
+      <w:r>
+        <w:rPr>
+          <w:rFonts w:ascii="Arial" w:cs="Arial" w:eastAsia="Arial" w:hAnsi="Arial"/>
+          <w:b/>
+          <w:bCs/>
+          <w:sz w:val="17"/>
+          <w:szCs w:val="17"/>
+        </w:rPr>
+        <w:t xml:space="preserve">Curriculum Alignment: </w:t>
+      </w:r>
+      <w:r>
+        <w:rPr>
+          <w:rFonts w:ascii="Arial" w:cs="Arial" w:eastAsia="Arial" w:hAnsi="Arial"/>
+          <w:sz w:val="17"/>
+          <w:szCs w:val="17"/>
+        </w:rPr>
+        <w:t xml:space="preserve">Structured in pedagogical alignment with the competence-based curriculum format and learning outcomes established by the Kenya Institute of Curriculum Development (KICD). This material is independently developed and is not officially endorsed or published by KICD.</w:t>
+      </w:r>
+    </w:p>
+    <w:p>
+      <w:pPr>
+        <w:spacing w:after="60" w:before="0"/>
+      </w:pPr>
+      <w:r>
+        <w:rPr>
+          <w:rFonts w:ascii="Arial" w:cs="Arial" w:eastAsia="Arial" w:hAnsi="Arial"/>
+          <w:b/>
+          <w:bCs/>
+          <w:sz w:val="17"/>
+          <w:szCs w:val="17"/>
+        </w:rPr>
+        <w:t xml:space="preserve">Content &amp; Pedagogy: </w:t>
+      </w:r>
+      <w:r>
+        <w:rPr>
+          <w:rFonts w:ascii="Arial" w:cs="Arial" w:eastAsia="Arial" w:hAnsi="Arial"/>
+          <w:sz w:val="17"/>
+          <w:szCs w:val="17"/>
+        </w:rPr>
+        <w:t xml:space="preserve">Developed and adapted by the educator team at SeaVuria (registered 501(c)(3) in the United States and registered NGO in Kenya, No. 872-850A-BF11), who designed the pedagogical framework, lesson templates and exemplar lessons on which this material is based.</w:t>
+      </w:r>
+    </w:p>
+    <w:p>
+      <w:pPr>
+        <w:spacing w:after="60" w:before="0"/>
+      </w:pPr>
+      <w:r>
+        <w:rPr>
+          <w:rFonts w:ascii="Arial" w:cs="Arial" w:eastAsia="Arial" w:hAnsi="Arial"/>
+          <w:b/>
+          <w:bCs/>
+          <w:sz w:val="17"/>
+          <w:szCs w:val="17"/>
+        </w:rPr>
+        <w:t xml:space="preserve">Production &amp; Layout: </w:t>
+      </w:r>
+      <w:r>
+        <w:rPr>
+          <w:rFonts w:ascii="Arial" w:cs="Arial" w:eastAsia="Arial" w:hAnsi="Arial"/>
+          <w:sz w:val="17"/>
+          <w:szCs w:val="17"/>
+        </w:rPr>
+        <w:t xml:space="preserve">Educational design and curriculum sequencing by SeaVuria. Technical layout, structural formatting, and digital optimization/implementation executed in partnership with ARES Education (registered 501(c)(3) in the United States and Canada (as Afretech Aid) and registered NGO in Kenya), with lesson drafting and compilation assisted by AI (Claude, Anthropic).</w:t>
+      </w:r>
+    </w:p>
+    <w:p>
+      <w:pPr>
+        <w:pBdr>
+          <w:bottom w:val="single" w:color="1F3864" w:sz="6" w:space="6"/>
+        </w:pBdr>
+        <w:spacing w:after="60" w:before="0"/>
+      </w:pPr>
+      <w:r>
+        <w:rPr>
+          <w:rFonts w:ascii="Arial" w:cs="Arial" w:eastAsia="Arial" w:hAnsi="Arial"/>
+          <w:b/>
+          <w:bCs/>
+          <w:sz w:val="17"/>
+          <w:szCs w:val="17"/>
+        </w:rPr>
+        <w:t xml:space="preserve">Licensing &amp; Copyright: </w:t>
+      </w:r>
+      <w:r>
+        <w:rPr>
+          <w:rFonts w:ascii="Arial" w:cs="Arial" w:eastAsia="Arial" w:hAnsi="Arial"/>
+          <w:sz w:val="17"/>
+          <w:szCs w:val="17"/>
+        </w:rPr>
+        <w:t xml:space="preserve">© 2026 SeaVuria and ARES. This work is licensed under a </w:t>
+      </w:r>
+      <w:hyperlink w:history="1" r:id="rId03b_payy60wtbrcoku4sz">
+        <w:r>
+          <w:rPr>
+            <w:rFonts w:ascii="Arial" w:cs="Arial" w:eastAsia="Arial" w:hAnsi="Arial"/>
+            <w:color w:val="1F6B75"/>
+            <w:sz w:val="17"/>
+            <w:szCs w:val="17"/>
+            <w:u w:val="single" w:color="1F6B75"/>
+          </w:rPr>
+          <w:t xml:space="preserve">Creative Commons Attribution-NonCommercial 4.0 International License</w:t>
+        </w:r>
+      </w:hyperlink>
+      <w:r>
+        <w:rPr>
+          <w:rFonts w:ascii="Arial" w:cs="Arial" w:eastAsia="Arial" w:hAnsi="Arial"/>
+          <w:sz w:val="17"/>
+          <w:szCs w:val="17"/>
+        </w:rPr>
+        <w:t xml:space="preserve"> (</w:t>
+      </w:r>
+      <w:hyperlink w:history="1" r:id="rIdueduynkkwnahbepjqxgmz">
+        <w:r>
+          <w:rPr>
+            <w:rFonts w:ascii="Arial" w:cs="Arial" w:eastAsia="Arial" w:hAnsi="Arial"/>
+            <w:color w:val="1F6B75"/>
+            <w:sz w:val="17"/>
+            <w:szCs w:val="17"/>
+            <w:u w:val="single" w:color="1F6B75"/>
+          </w:rPr>
+          <w:t xml:space="preserve">CC BY-NC 4.0</w:t>
+        </w:r>
+      </w:hyperlink>
+      <w:r>
+        <w:rPr>
+          <w:rFonts w:ascii="Arial" w:cs="Arial" w:eastAsia="Arial" w:hAnsi="Arial"/>
+          <w:sz w:val="17"/>
+          <w:szCs w:val="17"/>
+        </w:rPr>
+        <w:t xml:space="preserve">). To view a copy of this license, visit </w:t>
+      </w:r>
+      <w:hyperlink w:history="1" r:id="rIdf0ppnyouokjm8fhirla_2">
+        <w:r>
+          <w:rPr>
+            <w:rFonts w:ascii="Arial" w:cs="Arial" w:eastAsia="Arial" w:hAnsi="Arial"/>
+            <w:color w:val="1F6B75"/>
+            <w:sz w:val="17"/>
+            <w:szCs w:val="17"/>
+            <w:u w:val="single" w:color="1F6B75"/>
+          </w:rPr>
+          <w:t xml:space="preserve">https://creativecommons.org/licenses/by-nc/4.0/</w:t>
+        </w:r>
+      </w:hyperlink>
+      <w:r>
+        <w:rPr>
+          <w:rFonts w:ascii="Arial" w:cs="Arial" w:eastAsia="Arial" w:hAnsi="Arial"/>
+          <w:sz w:val="17"/>
+          <w:szCs w:val="17"/>
+        </w:rPr>
+        <w:t xml:space="preserve">. You are free to copy, redistribute, and adapt this material in any medium or format, provided appropriate credit is given and the material is not used for commercial purposes. KICD learning outcomes and curriculum designations reproduced here for alignment purposes remain the property of KICD and are not covered by this license. Linked external resources (e.g. CK-12, Khan Academy, PhET) are subject to their own licenses.</w:t>
       </w:r>
     </w:p>
     <w:p>

--- a/data/outputs/v2/Essential_Mathematics/SS2.2_Reflection/Essential_Mathematics_Reflection_SummaryTable.docx
+++ b/data/outputs/v2/Essential_Mathematics/SS2.2_Reflection/Essential_Mathematics_Reflection_SummaryTable.docx
@@ -38,177 +38,6 @@
           <w:szCs w:val="22"/>
         </w:rPr>
         <w:t xml:space="preserve">Sub-Strand 2.2: Reflection — Teacher Reference (Pre-filled)</w:t>
-      </w:r>
-    </w:p>
-    <w:p>
-      <w:pPr>
-        <w:spacing w:after="80" w:before="120"/>
-      </w:pPr>
-      <w:r>
-        <w:rPr>
-          <w:rFonts w:ascii="Arial" w:cs="Arial" w:eastAsia="Arial" w:hAnsi="Arial"/>
-          <w:b/>
-          <w:bCs/>
-          <w:color w:val="1F3864"/>
-          <w:sz w:val="20"/>
-          <w:szCs w:val="20"/>
-        </w:rPr>
-        <w:t xml:space="preserve">ATTRIBUTION AND LICENSING</w:t>
-      </w:r>
-    </w:p>
-    <w:p>
-      <w:pPr>
-        <w:spacing w:after="60" w:before="0"/>
-      </w:pPr>
-      <w:r>
-        <w:rPr>
-          <w:rFonts w:ascii="Arial" w:cs="Arial" w:eastAsia="Arial" w:hAnsi="Arial"/>
-          <w:b/>
-          <w:bCs/>
-          <w:sz w:val="17"/>
-          <w:szCs w:val="17"/>
-        </w:rPr>
-        <w:t xml:space="preserve">Curriculum Alignment: </w:t>
-      </w:r>
-      <w:r>
-        <w:rPr>
-          <w:rFonts w:ascii="Arial" w:cs="Arial" w:eastAsia="Arial" w:hAnsi="Arial"/>
-          <w:sz w:val="17"/>
-          <w:szCs w:val="17"/>
-        </w:rPr>
-        <w:t xml:space="preserve">Structured in pedagogical alignment with the competence-based curriculum format and learning outcomes established by the Kenya Institute of Curriculum Development (KICD). This material is independently developed and is not officially endorsed or published by KICD.</w:t>
-      </w:r>
-    </w:p>
-    <w:p>
-      <w:pPr>
-        <w:spacing w:after="60" w:before="0"/>
-      </w:pPr>
-      <w:r>
-        <w:rPr>
-          <w:rFonts w:ascii="Arial" w:cs="Arial" w:eastAsia="Arial" w:hAnsi="Arial"/>
-          <w:b/>
-          <w:bCs/>
-          <w:sz w:val="17"/>
-          <w:szCs w:val="17"/>
-        </w:rPr>
-        <w:t xml:space="preserve">Content &amp; Pedagogy: </w:t>
-      </w:r>
-      <w:r>
-        <w:rPr>
-          <w:rFonts w:ascii="Arial" w:cs="Arial" w:eastAsia="Arial" w:hAnsi="Arial"/>
-          <w:sz w:val="17"/>
-          <w:szCs w:val="17"/>
-        </w:rPr>
-        <w:t xml:space="preserve">Developed and adapted by the educator team at SeaVuria (registered 501(c)(3) in the United States and registered NGO in Kenya, No. 872-850A-BF11), who designed the pedagogical framework, lesson templates and exemplar lessons on which this material is based.</w:t>
-      </w:r>
-    </w:p>
-    <w:p>
-      <w:pPr>
-        <w:spacing w:after="60" w:before="0"/>
-      </w:pPr>
-      <w:r>
-        <w:rPr>
-          <w:rFonts w:ascii="Arial" w:cs="Arial" w:eastAsia="Arial" w:hAnsi="Arial"/>
-          <w:b/>
-          <w:bCs/>
-          <w:sz w:val="17"/>
-          <w:szCs w:val="17"/>
-        </w:rPr>
-        <w:t xml:space="preserve">Production &amp; Layout: </w:t>
-      </w:r>
-      <w:r>
-        <w:rPr>
-          <w:rFonts w:ascii="Arial" w:cs="Arial" w:eastAsia="Arial" w:hAnsi="Arial"/>
-          <w:sz w:val="17"/>
-          <w:szCs w:val="17"/>
-        </w:rPr>
-        <w:t xml:space="preserve">Educational design and curriculum sequencing by SeaVuria. Technical layout, structural formatting, and digital optimization/implementation executed in partnership with ARES Education (registered 501(c)(3) in the United States and Canada (as Afretech Aid) and registered NGO in Kenya), with lesson drafting and compilation assisted by AI (Claude, Anthropic).</w:t>
-      </w:r>
-    </w:p>
-    <w:p>
-      <w:pPr>
-        <w:pBdr>
-          <w:bottom w:val="single" w:color="1F3864" w:sz="6" w:space="6"/>
-        </w:pBdr>
-        <w:spacing w:after="60" w:before="0"/>
-      </w:pPr>
-      <w:r>
-        <w:rPr>
-          <w:rFonts w:ascii="Arial" w:cs="Arial" w:eastAsia="Arial" w:hAnsi="Arial"/>
-          <w:b/>
-          <w:bCs/>
-          <w:sz w:val="17"/>
-          <w:szCs w:val="17"/>
-        </w:rPr>
-        <w:t xml:space="preserve">Licensing &amp; Copyright: </w:t>
-      </w:r>
-      <w:r>
-        <w:rPr>
-          <w:rFonts w:ascii="Arial" w:cs="Arial" w:eastAsia="Arial" w:hAnsi="Arial"/>
-          <w:sz w:val="17"/>
-          <w:szCs w:val="17"/>
-        </w:rPr>
-        <w:t xml:space="preserve">© 2026 SeaVuria and ARES. This work is licensed under a </w:t>
-      </w:r>
-      <w:hyperlink w:history="1" r:id="rId03b_payy60wtbrcoku4sz">
-        <w:r>
-          <w:rPr>
-            <w:rFonts w:ascii="Arial" w:cs="Arial" w:eastAsia="Arial" w:hAnsi="Arial"/>
-            <w:color w:val="1F6B75"/>
-            <w:sz w:val="17"/>
-            <w:szCs w:val="17"/>
-            <w:u w:val="single" w:color="1F6B75"/>
-          </w:rPr>
-          <w:t xml:space="preserve">Creative Commons Attribution-NonCommercial 4.0 International License</w:t>
-        </w:r>
-      </w:hyperlink>
-      <w:r>
-        <w:rPr>
-          <w:rFonts w:ascii="Arial" w:cs="Arial" w:eastAsia="Arial" w:hAnsi="Arial"/>
-          <w:sz w:val="17"/>
-          <w:szCs w:val="17"/>
-        </w:rPr>
-        <w:t xml:space="preserve"> (</w:t>
-      </w:r>
-      <w:hyperlink w:history="1" r:id="rIdueduynkkwnahbepjqxgmz">
-        <w:r>
-          <w:rPr>
-            <w:rFonts w:ascii="Arial" w:cs="Arial" w:eastAsia="Arial" w:hAnsi="Arial"/>
-            <w:color w:val="1F6B75"/>
-            <w:sz w:val="17"/>
-            <w:szCs w:val="17"/>
-            <w:u w:val="single" w:color="1F6B75"/>
-          </w:rPr>
-          <w:t xml:space="preserve">CC BY-NC 4.0</w:t>
-        </w:r>
-      </w:hyperlink>
-      <w:r>
-        <w:rPr>
-          <w:rFonts w:ascii="Arial" w:cs="Arial" w:eastAsia="Arial" w:hAnsi="Arial"/>
-          <w:sz w:val="17"/>
-          <w:szCs w:val="17"/>
-        </w:rPr>
-        <w:t xml:space="preserve">). To view a copy of this license, visit </w:t>
-      </w:r>
-      <w:hyperlink w:history="1" r:id="rIdf0ppnyouokjm8fhirla_2">
-        <w:r>
-          <w:rPr>
-            <w:rFonts w:ascii="Arial" w:cs="Arial" w:eastAsia="Arial" w:hAnsi="Arial"/>
-            <w:color w:val="1F6B75"/>
-            <w:sz w:val="17"/>
-            <w:szCs w:val="17"/>
-            <w:u w:val="single" w:color="1F6B75"/>
-          </w:rPr>
-          <w:t xml:space="preserve">https://creativecommons.org/licenses/by-nc/4.0/</w:t>
-        </w:r>
-      </w:hyperlink>
-      <w:r>
-        <w:rPr>
-          <w:rFonts w:ascii="Arial" w:cs="Arial" w:eastAsia="Arial" w:hAnsi="Arial"/>
-          <w:sz w:val="17"/>
-          <w:szCs w:val="17"/>
-        </w:rPr>
-        <w:t xml:space="preserve">. You are free to copy, redistribute, and adapt this material in any medium or format, provided appropriate credit is given and the material is not used for commercial purposes. KICD learning outcomes and curriculum designations reproduced here for alignment purposes remain the property of KICD and are not covered by this license. Linked external resources (e.g. CK-12, Khan Academy, PhET) are subject to their own licenses.</w:t>
       </w:r>
     </w:p>
     <w:p>
@@ -1848,6 +1677,185 @@
         </w:tc>
       </w:tr>
     </w:tbl>
+    <w:p>
+      <w:pPr>
+        <w:spacing w:after="120"/>
+      </w:pPr>
+      <w:r>
+        <w:t xml:space="preserve"/>
+      </w:r>
+    </w:p>
+    <w:p>
+      <w:pPr>
+        <w:spacing w:after="80" w:before="120"/>
+      </w:pPr>
+      <w:r>
+        <w:rPr>
+          <w:rFonts w:ascii="Arial" w:cs="Arial" w:eastAsia="Arial" w:hAnsi="Arial"/>
+          <w:b/>
+          <w:bCs/>
+          <w:color w:val="1F3864"/>
+          <w:sz w:val="20"/>
+          <w:szCs w:val="20"/>
+        </w:rPr>
+        <w:t xml:space="preserve">ATTRIBUTION AND LICENSING</w:t>
+      </w:r>
+    </w:p>
+    <w:p>
+      <w:pPr>
+        <w:spacing w:after="60" w:before="0"/>
+      </w:pPr>
+      <w:r>
+        <w:rPr>
+          <w:rFonts w:ascii="Arial" w:cs="Arial" w:eastAsia="Arial" w:hAnsi="Arial"/>
+          <w:b/>
+          <w:bCs/>
+          <w:sz w:val="17"/>
+          <w:szCs w:val="17"/>
+        </w:rPr>
+        <w:t xml:space="preserve">Curriculum Alignment: </w:t>
+      </w:r>
+      <w:r>
+        <w:rPr>
+          <w:rFonts w:ascii="Arial" w:cs="Arial" w:eastAsia="Arial" w:hAnsi="Arial"/>
+          <w:sz w:val="17"/>
+          <w:szCs w:val="17"/>
+        </w:rPr>
+        <w:t xml:space="preserve">Structured in pedagogical alignment with the competence-based curriculum format and learning outcomes established by the Kenya Institute of Curriculum Development (KICD). This material is independently developed and is not officially endorsed or published by KICD.</w:t>
+      </w:r>
+    </w:p>
+    <w:p>
+      <w:pPr>
+        <w:spacing w:after="60" w:before="0"/>
+      </w:pPr>
+      <w:r>
+        <w:rPr>
+          <w:rFonts w:ascii="Arial" w:cs="Arial" w:eastAsia="Arial" w:hAnsi="Arial"/>
+          <w:b/>
+          <w:bCs/>
+          <w:sz w:val="17"/>
+          <w:szCs w:val="17"/>
+        </w:rPr>
+        <w:t xml:space="preserve">Content &amp; Pedagogy: </w:t>
+      </w:r>
+      <w:r>
+        <w:rPr>
+          <w:rFonts w:ascii="Arial" w:cs="Arial" w:eastAsia="Arial" w:hAnsi="Arial"/>
+          <w:sz w:val="17"/>
+          <w:szCs w:val="17"/>
+        </w:rPr>
+        <w:t xml:space="preserve">Developed and adapted by the educator team at SeaVuria (registered 501(c)(3) in the United States and registered NGO in Kenya, No. 872-850A-BF11), who designed the pedagogical framework, lesson templates and exemplar lessons on which this material is based.</w:t>
+      </w:r>
+    </w:p>
+    <w:p>
+      <w:pPr>
+        <w:spacing w:after="60" w:before="0"/>
+      </w:pPr>
+      <w:r>
+        <w:rPr>
+          <w:rFonts w:ascii="Arial" w:cs="Arial" w:eastAsia="Arial" w:hAnsi="Arial"/>
+          <w:b/>
+          <w:bCs/>
+          <w:sz w:val="17"/>
+          <w:szCs w:val="17"/>
+        </w:rPr>
+        <w:t xml:space="preserve">Production &amp; Layout: </w:t>
+      </w:r>
+      <w:r>
+        <w:rPr>
+          <w:rFonts w:ascii="Arial" w:cs="Arial" w:eastAsia="Arial" w:hAnsi="Arial"/>
+          <w:sz w:val="17"/>
+          <w:szCs w:val="17"/>
+        </w:rPr>
+        <w:t xml:space="preserve">Educational design and curriculum sequencing by SeaVuria. Technical layout, structural formatting, and digital optimization/implementation executed in partnership with ARES Education (registered 501(c)(3) in the United States and Canada (as Afretech Aid) and registered NGO in Kenya), with lesson drafting and compilation assisted by AI (Claude, Anthropic).</w:t>
+      </w:r>
+    </w:p>
+    <w:p>
+      <w:pPr>
+        <w:pBdr>
+          <w:bottom w:val="single" w:color="1F3864" w:sz="6" w:space="6"/>
+        </w:pBdr>
+        <w:spacing w:after="60" w:before="0"/>
+      </w:pPr>
+      <w:r>
+        <w:rPr>
+          <w:rFonts w:ascii="Arial" w:cs="Arial" w:eastAsia="Arial" w:hAnsi="Arial"/>
+          <w:b/>
+          <w:bCs/>
+          <w:sz w:val="17"/>
+          <w:szCs w:val="17"/>
+        </w:rPr>
+        <w:t xml:space="preserve">Licensing &amp; Copyright: </w:t>
+      </w:r>
+      <w:r>
+        <w:rPr>
+          <w:rFonts w:ascii="Arial" w:cs="Arial" w:eastAsia="Arial" w:hAnsi="Arial"/>
+          <w:sz w:val="17"/>
+          <w:szCs w:val="17"/>
+        </w:rPr>
+        <w:t xml:space="preserve">© 2026 SeaVuria and ARES. This work is licensed under a </w:t>
+      </w:r>
+      <w:hyperlink w:history="1" r:id="rIdeeyfwsp3dqvfxl2zzmks0">
+        <w:r>
+          <w:rPr>
+            <w:rFonts w:ascii="Arial" w:cs="Arial" w:eastAsia="Arial" w:hAnsi="Arial"/>
+            <w:color w:val="1F6B75"/>
+            <w:sz w:val="17"/>
+            <w:szCs w:val="17"/>
+            <w:u w:val="single" w:color="1F6B75"/>
+          </w:rPr>
+          <w:t xml:space="preserve">Creative Commons Attribution-NonCommercial 4.0 International License</w:t>
+        </w:r>
+      </w:hyperlink>
+      <w:r>
+        <w:rPr>
+          <w:rFonts w:ascii="Arial" w:cs="Arial" w:eastAsia="Arial" w:hAnsi="Arial"/>
+          <w:sz w:val="17"/>
+          <w:szCs w:val="17"/>
+        </w:rPr>
+        <w:t xml:space="preserve"> (</w:t>
+      </w:r>
+      <w:hyperlink w:history="1" r:id="rIdre_h_v_5ecgrmnvohaddh">
+        <w:r>
+          <w:rPr>
+            <w:rFonts w:ascii="Arial" w:cs="Arial" w:eastAsia="Arial" w:hAnsi="Arial"/>
+            <w:color w:val="1F6B75"/>
+            <w:sz w:val="17"/>
+            <w:szCs w:val="17"/>
+            <w:u w:val="single" w:color="1F6B75"/>
+          </w:rPr>
+          <w:t xml:space="preserve">CC BY-NC 4.0</w:t>
+        </w:r>
+      </w:hyperlink>
+      <w:r>
+        <w:rPr>
+          <w:rFonts w:ascii="Arial" w:cs="Arial" w:eastAsia="Arial" w:hAnsi="Arial"/>
+          <w:sz w:val="17"/>
+          <w:szCs w:val="17"/>
+        </w:rPr>
+        <w:t xml:space="preserve">). To view a copy of this license, visit </w:t>
+      </w:r>
+      <w:hyperlink w:history="1" r:id="rIdepg3_zsjs0ox-te9zyjjz">
+        <w:r>
+          <w:rPr>
+            <w:rFonts w:ascii="Arial" w:cs="Arial" w:eastAsia="Arial" w:hAnsi="Arial"/>
+            <w:color w:val="1F6B75"/>
+            <w:sz w:val="17"/>
+            <w:szCs w:val="17"/>
+            <w:u w:val="single" w:color="1F6B75"/>
+          </w:rPr>
+          <w:t xml:space="preserve">https://creativecommons.org/licenses/by-nc/4.0/</w:t>
+        </w:r>
+      </w:hyperlink>
+      <w:r>
+        <w:rPr>
+          <w:rFonts w:ascii="Arial" w:cs="Arial" w:eastAsia="Arial" w:hAnsi="Arial"/>
+          <w:sz w:val="17"/>
+          <w:szCs w:val="17"/>
+        </w:rPr>
+        <w:t xml:space="preserve">. You are free to copy, redistribute, and adapt this material in any medium or format, provided appropriate credit is given and the material is not used for commercial purposes. KICD learning outcomes and curriculum designations reproduced here for alignment purposes remain the property of KICD and are not covered by this license. Linked external resources (e.g. CK-12, Khan Academy, PhET) are subject to their own licenses.</w:t>
+      </w:r>
+    </w:p>
     <w:sectPr>
       <w:pgSz w:w="15840" w:h="12240" w:orient="landscape"/>
       <w:pgMar w:top="1080" w:right="1080" w:bottom="1080" w:left="1080" w:header="708" w:footer="708" w:gutter="0"/>

--- a/data/outputs/v2/Essential_Mathematics/SS2.2_Reflection/Essential_Mathematics_Reflection_SummaryTable.docx
+++ b/data/outputs/v2/Essential_Mathematics/SS2.2_Reflection/Essential_Mathematics_Reflection_SummaryTable.docx
@@ -564,7 +564,7 @@
                 <w:sz w:val="18"/>
                 <w:szCs w:val="18"/>
               </w:rPr>
-              <w:t xml:space="preserve">Students examined a range of plane figures — including cut-out shapes, Kenyan flag motifs, and leaf specimens — and physically folded or used a mirror strip to test for symmetry. They observed that some shapes (e.g., a rectangle, an equilateral triangle) could be folded so that both halves aligned perfectly, while others (e.g., a scalene triangle) could not. They recorded the number of lines of symmetry found for each figure.</w:t>
+              <w:t xml:space="preserve">A bold letter 'A' placed beside a plane mirror in the classroom produced a mirror image that appeared laterally reversed (flipped left-right). Leaves from the school compound, paper cut-outs of rectangles, squares, equilateral triangles, circles, and Kanga fabric swatches were folded and tested with a plane mirror. Different shapes yielded different numbers of lines of symmetry: circle (infinite), square (4), rectangle (2), equilateral triangle (3), scalene triangle (0).</w:t>
             </w:r>
           </w:p>
         </w:tc>
@@ -596,7 +596,7 @@
                 <w:sz w:val="18"/>
                 <w:szCs w:val="18"/>
               </w:rPr>
-              <w:t xml:space="preserve">A line of symmetry (mirror line) divides a plane figure into two congruent halves that are exact mirror images of each other. Regular polygons have a number of lines of symmetry equal to the number of their sides (e.g., an equilateral triangle has 3, a square has 4). A circle has infinitely many lines of symmetry. Figures with no such line are asymmetric. Pedagogical note: Ensure students distinguish between a line of symmetry and any line that simply cuts a shape in two — the halves must map onto each other perfectly.</w:t>
+              <w:t xml:space="preserve">A line of symmetry divides a plane figure into two congruent halves that are exact mirror images of each other. It is also called a mirror line. Shapes can have zero, one, more than one, or infinitely many lines of symmetry depending on their geometry. The fold test and the mirror test both confirm the same lines of symmetry, showing that folding and reflecting are geometrically equivalent operations.</w:t>
             </w:r>
           </w:p>
         </w:tc>
@@ -628,7 +628,7 @@
                 <w:sz w:val="18"/>
                 <w:szCs w:val="18"/>
               </w:rPr>
-              <w:t xml:space="preserve">The mirror image seen in a looking-glass is a real-world example of a line of symmetry: the mirror surface acts as the mirror line, and the reflected image is the congruent 'other half.' This anchors the driving question — the 'perfect copy' the mirror produces exists because reflection preserves shape and size exactly, just as a fold along a line of symmetry produces two identical halves. Teacher tip: Cold-call at least 3 students to state one line of symmetry for a shape on the board and justify their answer before moving on.</w:t>
+              <w:t xml:space="preserve">The mirror line acts as the line of symmetry — it is the invisible geometric rule that governs where the mirror image appears. When the letter 'A' is placed beside a mirror, the vertical line of symmetry of the letter aligns with the mirror line, producing a reversed image that is congruent to the original. The 'flip' observed in Amara's bedroom mirror and in the matatu's rear-view mirror is a consequence of reflection across a mirror line, which reverses the figure laterally while preserving all distances and sizes. This is the foundational property that the rest of the unit will make precise and quantitative.</w:t>
             </w:r>
           </w:p>
         </w:tc>
@@ -713,7 +713,7 @@
                 <w:sz w:val="18"/>
                 <w:szCs w:val="18"/>
               </w:rPr>
-              <w:t xml:space="preserve">Students placed a mirror strip vertically on dotted/grid paper and marked an object point P on one side. They measured the perpendicular distance from P to the mirror line, then located and measured the distance of the image point P′ on the other side. They repeated this for multiple points at varying distances and angles. They also compared the orientation of an object letter (e.g., 'R') with its reflected image, noting the lateral flip.</w:t>
+              <w:t xml:space="preserve">Learners stood at measured distances (20 cm, 40 cm, 60 cm, 80 cm) from a plane mirror and recorded the apparent position of their image. They then constructed image points for four object points on plain paper using a ruler and set square, measuring object distance, image distance, and the angle the joining line made with the mirror line for each point. They also compared the sides of an object triangle with those of its image triangle.</w:t>
             </w:r>
           </w:p>
         </w:tc>
@@ -745,7 +745,7 @@
                 <w:sz w:val="18"/>
                 <w:szCs w:val="18"/>
               </w:rPr>
-              <w:t xml:space="preserve">Three formal properties of reflection on a plane surface were formalised: (1) The image distance from the mirror line equals the object distance from the mirror line (equidistance property). (2) The line joining an object point to its image is perpendicular to the mirror line. (3) Reflection preserves size and shape (isometry) but reverses orientation — the image is laterally inverted. Pedagogical note: Insist students state all three properties in their own words before recording the formal version; this surfaces misconceptions early.</w:t>
+              <w:t xml:space="preserve">From their measurements learners discovered and formalised three properties of reflection on a plane surface: (1) object distance from the mirror line equals image distance from the mirror line; (2) the line joining an object point to its image is perpendicular to the mirror line; (3) the image is congruent to the object. They applied these to calculate Otieno's total distance from his image (2.4 m) in a Kenyan context and annotated Amina's bedroom mirror scenario with all three properties.</w:t>
             </w:r>
           </w:p>
         </w:tc>
@@ -777,7 +777,7 @@
                 <w:sz w:val="18"/>
                 <w:szCs w:val="18"/>
               </w:rPr>
-              <w:t xml:space="preserve">These three properties explain precisely 'where the copy lives': the image of every point exists on the opposite side of the mirror, at an equal perpendicular distance. The mirror does not create something new — it maps each point to a unique, predictable location. Revisiting the driving question: the 'perfect copy' is perfect because all distances and angles are preserved; it lives at the perpendicular-equidistant position across the mirror line. Teacher tip: Ask students why a word on a matatu appears reversed in a rear-view mirror — wait 30 seconds before cold-calling 2 students.</w:t>
+              <w:t xml:space="preserve">The three formalised properties explain why Amina's bedroom mirror shows her image the same distance behind the glass as she stands in front (Property 1), why the image appears directly 'across' the mirror rather than at an angle (Property 2), and why every detail — the Kanga pattern, the button count, the letter A — is preserved in size and shape even though it is laterally reversed (Property 3). The matatu driver's rear-view mirror follows the same three rules, so vehicles behind appear at a true proportional distance.</w:t>
             </w:r>
           </w:p>
         </w:tc>
@@ -862,7 +862,7 @@
                 <w:sz w:val="18"/>
                 <w:szCs w:val="18"/>
               </w:rPr>
-              <w:t xml:space="preserve">Students used a ruler and set square (or compass) to construct the reflection of given points, line segments, and polygons across a given mirror line m drawn on plain paper. They measured perpendicular distances from each vertex to m, marked the equidistant image point on the other side, and joined image points to form the image figure. They checked their constructions by folding the paper along m to verify overlap.</w:t>
+              <w:t xml:space="preserve">Learners watched the teacher construct the reflected image of a triangle and a rectangle across vertical and horizontal mirror lines, narrating each geometric step (perpendicular from vertex to mirror line; measuring and marking equal distance on the opposite side; joining image vertices). They then observed their own constructions take shape on plain paper using rulers and set squares.</w:t>
             </w:r>
           </w:p>
         </w:tc>
@@ -894,7 +894,7 @@
                 <w:sz w:val="18"/>
                 <w:szCs w:val="18"/>
               </w:rPr>
-              <w:t xml:space="preserve">The image of any point P under reflection in mirror line m lies on the perpendicular from P to m, at a distance from m equal to the distance of P from m, on the opposite side. To reflect a polygon, students reflect each vertex individually and then join the image vertices in order. The construction process makes the equidistance and perpendicularity properties concrete and procedural. Pedagogical note: Circulate and check that students are drawing true perpendiculars — a common error is estimating rather than constructing the right angle.</w:t>
+              <w:t xml:space="preserve">The image of any point P under reflection lies on the perpendicular from P to the mirror line m, at a distance equal to the distance from P to m — on the opposite side. This means m is the perpendicular bisector of the segment joining any object point to its image. This rule holds regardless of whether m is horizontal, vertical, or oblique, and explains precisely why Aisha's image appears exactly as far behind her bedroom mirror as she stands in front of it.</w:t>
             </w:r>
           </w:p>
         </w:tc>
@@ -926,7 +926,7 @@
                 <w:sz w:val="18"/>
                 <w:szCs w:val="18"/>
               </w:rPr>
-              <w:t xml:space="preserve">Accurate construction practice reinforces that the mirror image's location is mathematically determined, not approximate. Every point in the 'copy' seen in a mirror has a precise geometric address. This lesson bridges the conceptual properties from Lesson 2 to the procedural skill of locating images, directly answering 'where exactly does that copy live?' with a ruler-and-set-square precision. Teacher tip: Have students annotate one completed construction with arrows labelling 'object distance' and 'image distance' to reinforce vocabulary.</w:t>
+              <w:t xml:space="preserve">Using the perpendicular-bisector construction rule, learners can now explain: (1) why the image is the same size as the object (congruence is preserved because every vertex is mapped by the same equal-distance rule); (2) why the image appears 'behind' the mirror at the same distance as the object is 'in front' (d₀ = dᵢ by construction); and (3) why the image is laterally reversed (the perpendicular mapping flips the left–right orientation). These three facts together answer the core puzzle of the phenomenon — the driving question 'where exactly does the copy live?' now has a geometric construction answer.</w:t>
             </w:r>
           </w:p>
         </w:tc>
@@ -979,7 +979,7 @@
                 <w:sz w:val="18"/>
                 <w:szCs w:val="18"/>
               </w:rPr>
-              <w:t xml:space="preserve">Reflection on the Cartesian Plane I — The x-axis and y-axis as Mirror Lines</w:t>
+              <w:t xml:space="preserve">Reflection on the Cartesian Plane I — Mirror Lines Along the Axes (x = 0 and y = 0)</w:t>
             </w:r>
           </w:p>
         </w:tc>
@@ -1011,7 +1011,7 @@
                 <w:sz w:val="18"/>
                 <w:szCs w:val="18"/>
               </w:rPr>
-              <w:t xml:space="preserve">Students plotted a triangle with given coordinates on the Cartesian plane and reflected it first in the x-axis, then in the y-axis. They recorded the coordinates of the object vertices and the corresponding image vertices in a table and looked for a numerical pattern in how the coordinates changed under each reflection.</w:t>
+              <w:t xml:space="preserve">When triangle and rectangle vertices in Quadrant I were reflected in the y-axis (x = 0), only the x-coordinate changed sign while y stayed the same; when reflected in the x-axis (y = 0), only the y-coordinate changed sign while x stayed the same — confirmed across all eight vertices of the Nairobi school-grounds rectangle.</w:t>
             </w:r>
           </w:p>
         </w:tc>
@@ -1043,7 +1043,7 @@
                 <w:sz w:val="18"/>
                 <w:szCs w:val="18"/>
               </w:rPr>
-              <w:t xml:space="preserve">Reflection in the x-axis maps every point (x, y) to (x, −y) — the x-coordinate is unchanged and the y-coordinate changes sign. Reflection in the y-axis maps every point (x, y) to (−x, y) — the y-coordinate is unchanged and the x-coordinate changes sign. These coordinate rules are a direct algebraic expression of the equidistance and perpendicularity properties established in Lesson 2. Pedagogical note: Use a two-column table (object | image) prominently on the board so students can see the pattern emerge row by row before stating the rule.</w:t>
+              <w:t xml:space="preserve">Reflection in the y-axis follows the rule (x, y) → (−x, y); reflection in the x-axis follows the rule (x, y) → (x, −y). In both cases the mirror line is the perpendicular bisector of the segment joining each object point to its image, consistent with the three properties established in Lesson 2.</w:t>
             </w:r>
           </w:p>
         </w:tc>
@@ -1075,7 +1075,7 @@
                 <w:sz w:val="18"/>
                 <w:szCs w:val="18"/>
               </w:rPr>
-              <w:t xml:space="preserve">Coordinate rules make 'where the copy lives' computable without drawing. A student can now state the exact address of any image point algebraically. This is the power of placing the mirror question on the Cartesian plane — it transforms a geometric idea into an algebraic rule. Teacher tip: Pose this check question and wait 20 seconds: 'If the point (−3, 5) is reflected in the x-axis, what are the image coordinates?' Cold-call 3 students and ask each to justify the sign change.</w:t>
+              <w:t xml:space="preserve">The coordinate rules explain precisely why Aisha's image appears laterally reversed: standing at x = 3 in front of her mirror wall (the y-axis, x = 0), her image is located at x = −3, so the left–right (x) direction is flipped while the up–down (y) direction is preserved — which is exactly why the image raises the opposite hand. The 'invisible rule' governing where the image lands is now a coordinate transformation.</w:t>
             </w:r>
           </w:p>
         </w:tc>
@@ -1160,7 +1160,7 @@
                 <w:sz w:val="18"/>
                 <w:szCs w:val="18"/>
               </w:rPr>
-              <w:t xml:space="preserve">Students plotted the line y = x on the Cartesian plane and reflected a set of given points across it. They recorded object and image coordinates in a table and identified the pattern: for every object point (x, y), the image is (y, x).</w:t>
+              <w:t xml:space="preserve">Learners plotted three object points (A(2,5), B(−1,3), C(4,−2)) on a Cartesian grid and used a ruler to construct their reflections in the line y = x, recording both the image coordinates and the perpendicular distances from each point to the mirror line.</w:t>
             </w:r>
           </w:p>
         </w:tc>
@@ -1192,7 +1192,7 @@
                 <w:sz w:val="18"/>
                 <w:szCs w:val="18"/>
               </w:rPr>
-              <w:t xml:space="preserve">Reflection in the line y = x maps every point (x, y) to the image point (y, x) — the two coordinates swap positions. The line y = x acts as the mirror line; every object-image segment is perpendicular to y = x and bisected by it. Students should verify this by checking that the midpoint of PP′ lies on y = x and that the gradient of PP′ is −1 (perpendicular to the gradient of 1 for y = x). Pedagogical note: Many students initially guess the rule incorrectly; use the table of values to let the pattern emerge inductively before stating the rule deductively.</w:t>
+              <w:t xml:space="preserve">Learners induced and stated the rule that reflection in the line y = x maps every point (x, y) to the image point (y, x) — the two coordinates swap; they verified that the mirror line is the perpendicular bisector of the segment joining object to image; and they completed a three-row summary table comparing the transformation rules for all three Cartesian mirror lines studied (x = 0, y = 0, y = x).</w:t>
             </w:r>
           </w:p>
         </w:tc>
@@ -1224,7 +1224,7 @@
                 <w:sz w:val="18"/>
                 <w:szCs w:val="18"/>
               </w:rPr>
-              <w:t xml:space="preserve">The coordinate-swap rule for y = x is elegant and memorable, and it deepens the answer to the driving question: depending on which mirror (which line) is used, the algebraic address of the copy changes in a predictable, rule-governed way. The copy always lives at a location determined by the geometry of the mirror line — on the Cartesian plane, that geometry becomes arithmetic. Teacher tip: Ask students to describe in one sentence what 'swapping coordinates' means physically — cold-call 2 students after a 30-second think time.</w:t>
+              <w:t xml:space="preserve">Learners explained that a diagonal mirror at 45° (the line y = x) swaps the two coordinates of a point, in contrast to the y-axis mirror (which negates the x-coordinate) and the x-axis mirror (which negates the y-coordinate); they connected this to the anchoring phenomenon by articulating that any mirror line — whether Amina's physical bedroom mirror, the matatu side mirror, or a line on the Cartesian plane — imposes a precise, predictable mathematical rule that determines exactly where the image copy lives.</w:t>
             </w:r>
           </w:p>
         </w:tc>
@@ -1309,7 +1309,7 @@
                 <w:sz w:val="18"/>
                 <w:szCs w:val="18"/>
               </w:rPr>
-              <w:t xml:space="preserve">Students were given pairs of congruent figures (or object and image points) and asked to work backwards to find the mirror line. On plain paper they joined corresponding object and image points, constructed the perpendicular bisectors of those segments, and identified the mirror line. On the Cartesian plane they used midpoint and gradient calculations to determine the equation of the mirror line.</w:t>
+              <w:t xml:space="preserve">Learners observed that when two congruent, laterally-flipped figures are drawn with no mirror line, the perpendicular bisectors of segments joining corresponding points all coincide at a single line — the mirror line — on both plain paper (via compass construction) and the Cartesian plane (via midpoint and perpendicular equation). They also observed that this reverse-engineering method can determine the exact placement of a junction mirror given the positions of a driver and a road hazard.</w:t>
             </w:r>
           </w:p>
         </w:tc>
@@ -1341,7 +1341,7 @@
                 <w:sz w:val="18"/>
                 <w:szCs w:val="18"/>
               </w:rPr>
-              <w:t xml:space="preserve">The mirror line is the perpendicular bisector of the segment joining any object point to its corresponding image point. On the Cartesian plane: (1) the midpoint of PP′ lies on the mirror line; (2) the gradient of the mirror line is the negative reciprocal of the gradient of PP′. Students can therefore find the equation of the mirror line algebraically using these two facts. Pedagogical note: Emphasise that any object-image pair gives the same mirror line — this is a useful self-check students should perform with at least two pairs.</w:t>
+              <w:t xml:space="preserve">Learners learned that the mirror line is the perpendicular bisector of the segment joining any object point to its corresponding image point; that this property holds universally on plain surfaces and the Cartesian plane; that the mirror line can be constructed geometrically using compass arcs or determined algebraically by finding the midpoint and the equation of the perpendicular line; and that this mathematical rule underpins the real-world positioning of road-safety mirrors by traffic engineers in Kenya.</w:t>
             </w:r>
           </w:p>
         </w:tc>
@@ -1373,7 +1373,7 @@
                 <w:sz w:val="18"/>
                 <w:szCs w:val="18"/>
               </w:rPr>
-              <w:t xml:space="preserve">Finding the mirror line reverses the earlier process and deepens understanding: if you know where the 'copy' is, you can deduce exactly where the mirror must be. This completes the driving question from both directions — given the mirror, find the copy; given the copy, find the mirror. It also has a practical resonance: forensic scientists and engineers use analogous 'reverse reflection' reasoning. Teacher tip: Connect to a local context — ask students how a Nairobi traffic engineer might use this idea to position road mirrors at blind corners.</w:t>
+              <w:t xml:space="preserve">Learners explained why the mirror line must be both the midpoint locus AND perpendicular to each object–image segment — it is the set of all points equidistant from the object and its image, meaning any other line through the midpoint would produce a different, non-congruent image. They connected this reasoning to the anchoring phenomenon (the Nairobi bedroom mirror and matatu side mirrors) and to the junction-mirror engineering context, articulating that the 'invisible rule' governing where the reflection lives is the perpendicular bisector relationship, discoverable in both directions of the reflection task.</w:t>
             </w:r>
           </w:p>
         </w:tc>
@@ -1426,7 +1426,7 @@
                 <w:sz w:val="18"/>
                 <w:szCs w:val="18"/>
               </w:rPr>
-              <w:t xml:space="preserve">Reflection and Congruence — Isometry and Invariant Properties</w:t>
+              <w:t xml:space="preserve">Real-Life Applications of Reflection — Group Investigation and Peer Presentations</w:t>
             </w:r>
           </w:p>
         </w:tc>
@@ -1458,7 +1458,7 @@
                 <w:sz w:val="18"/>
                 <w:szCs w:val="18"/>
               </w:rPr>
-              <w:t xml:space="preserve">Students reflected various polygons across different mirror lines and systematically measured and compared: side lengths, interior angles, perimeter, and area of object and image figures. They also compared orientation (clockwise vs. anti-clockwise labelling of vertices).</w:t>
+              <w:t xml:space="preserve">Learners observed — through group research, sketching, and peer presentations — that driving mirrors on Kenyan matatus show an image of the vehicle behind at the same apparent distance as the real vehicle is from the mirror; that Kanga and kitenge textile patterns are constructed by reflecting a base motif across one or more mirror lines, creating bilateral symmetry; and that landmark Kenyan buildings such as the Parliament Buildings in Nairobi and mosques in Mombasa's Old Town have façades with clear vertical lines of symmetry that are geometrically equivalent to mirror lines in the plane.</w:t>
             </w:r>
           </w:p>
         </w:tc>
@@ -1490,7 +1490,7 @@
                 <w:sz w:val="18"/>
                 <w:szCs w:val="18"/>
               </w:rPr>
-              <w:t xml:space="preserve">Reflection is an isometry — it preserves distance (side lengths), angle measures, perimeter, and area. However, reflection reverses orientation: if the object vertices are labelled clockwise, the image vertices are labelled anti-clockwise, and vice versa. Properties that are unchanged by a transformation are called invariant properties. Points that lie on the mirror line are their own images (they are invariant points). Pedagogical note: The concept of invariant points is frequently tested; ensure students can identify that any point on the mirror line maps to itself.</w:t>
+              <w:t xml:space="preserve">Every real-life application of reflection — whether a road-safety mirror, a fabric print, or a building façade — works because of the same three geometric properties established in Lesson 2: (1) the image is as far behind the mirror line as the object is in front; (2) the line joining any object point to its image is perpendicular to the mirror line; (3) the image is congruent to the object. The mirror line is always the perpendicular bisector of the object–image segment. These properties are invariant across all contexts, regardless of whether the mirror line is physical glass, a fold-line in a fabric, or an axis of architectural symmetry.</w:t>
             </w:r>
           </w:p>
         </w:tc>
@@ -1522,7 +1522,7 @@
                 <w:sz w:val="18"/>
                 <w:szCs w:val="18"/>
               </w:rPr>
-              <w:t xml:space="preserve">The fact that reflection is an isometry is the precise mathematical reason why a mirror shows a 'perfect copy' — no stretching, no shrinking, no angle distortion. The driving question is now fully answered at a formal level: the copy is perfect because reflection preserves all metric properties; it is a copy (not the original) because orientation is reversed. Teacher tip: Ask students to identify one everyday situation in Kenya where a reversed image causes a practical issue (e.g., text in a rear-view mirror, a stamp impression) — take 3 responses after 30 seconds.</w:t>
+              <w:t xml:space="preserve">These findings directly and completely answer the anchoring phenomenon. Aisha's reflection raises the opposite hand because reflection reverses lateral orientation across the mirror line — a geometric consequence of the perpendicular-bisector rule. Her image appears exactly as far behind the mirror as she stands in front because the mirror line is equidistant from object and image. The matatu driver's rear-view mirror shows vehicles at their true apparent distance for the same reason. The Kanga skirt pattern Aisha wears to school is itself a designed instance of reflection symmetry. Even the Parliament Buildings Aisha passes on the matatu ride display the same geometric principle. The 'invisible rule' governing where the image lands is not invisible at all — it is the perpendicular bisector of the object–image segment, and it governs every mirror in Kenya.</w:t>
             </w:r>
           </w:p>
         </w:tc>
@@ -1575,7 +1575,7 @@
                 <w:sz w:val="18"/>
                 <w:szCs w:val="18"/>
               </w:rPr>
-              <w:t xml:space="preserve">Reflection in Real Life and Assessment Consolidation</w:t>
+              <w:t xml:space="preserve">Model Building, Review and Assessment — The Mirror Fully Explained</w:t>
             </w:r>
           </w:p>
         </w:tc>
@@ -1607,7 +1607,7 @@
                 <w:sz w:val="18"/>
                 <w:szCs w:val="18"/>
               </w:rPr>
-              <w:t xml:space="preserve">Students examined real-world applications of reflection: bilateral symmetry in animals and Kenyan traditional patterns (e.g., Maasai beadwork, Kente-inspired designs), reflective road signage, and architectural symmetry (e.g., facades of Nairobi CBD buildings). They also completed a consolidation task requiring them to perform and describe reflections, find mirror lines, state properties, and write coordinate rules.</w:t>
+              <w:t xml:space="preserve">Learners observed — through their own Brain Dump, Gap-Spotter checklist, and final model diagram — the full architecture of reflection geometry: lines of symmetry dividing plane figures into congruent halves; the three properties of plane-surface reflection (equal distances, perpendicularity, congruence); Cartesian transformation rules for x = 0, y = 0, and y = x; and the perpendicular-bisector method for locating a hidden mirror line. They also observed, concretely, how much their own models had grown since Lesson 1.</w:t>
             </w:r>
           </w:p>
         </w:tc>
@@ -1639,7 +1639,7 @@
                 <w:sz w:val="18"/>
                 <w:szCs w:val="18"/>
               </w:rPr>
-              <w:t xml:space="preserve">Reflection underpins symmetry in nature, art, architecture, and engineering. All the sub-strand's key ideas connect: lines of symmetry (Lesson 1), the three properties (Lesson 2), construction technique (Lesson 3), coordinate rules for x-axis, y-axis, and y = x (Lessons 4–5), finding the mirror line (Lesson 6), and isometry/invariance (Lesson 7). Students should be able to select the appropriate tool (construction, coordinate rule, or perpendicular bisector method) depending on the context. Pedagogical note: Use the consolidation task formatively — identify students who confuse coordinate rules (e.g., swapping vs. negating) and re-teach with a targeted example.</w:t>
+              <w:t xml:space="preserve">The geometry of reflection is governed by one unifying principle: the mirror line is the perpendicular bisector of the segment joining every object point to its corresponding image point. This single principle explains all three properties (equal distances, perpendicularity, congruence), generates all three Cartesian transformation rules, and makes it possible to reconstruct any mirror line from an object–image pair. Lines of symmetry are the special case where object and image are the same figure.</w:t>
             </w:r>
           </w:p>
         </w:tc>
@@ -1671,7 +1671,7 @@
                 <w:sz w:val="18"/>
                 <w:szCs w:val="18"/>
               </w:rPr>
-              <w:t xml:space="preserve">The driving question — 'Why does a mirror show a perfect copy of the world, and where exactly does that copy live?' — is now fully answered: a mirror shows a perfect copy because reflection is an isometry (all distances and angles preserved); the copy lives at the perpendicular-equidistant position across the mirror line, whose exact coordinates can be determined by geometric construction or algebraic rule. Teacher tip: In the final 10 minutes, cold-call 4 students to each contribute one sentence to a whole-class spoken answer to the driving question, building a complete response collaboratively.</w:t>
+              <w:t xml:space="preserve">The anchoring phenomenon is now fully explained. Aisha's image appears the same distance behind her bedroom mirror as she stands in front because the mirror surface is the perpendicular bisector of every object–image segment — equal distances are a mathematical consequence, not a coincidence. The image is the same size because reflection is a congruence transformation. The image is laterally reversed because the perpendicular mapping preserves distances along the mirror but flips the perpendicular direction, swapping left and right. The matatu rear-view mirror obeys identical properties. Every real-life mirror — bedroom glass, road-safety mirror, rear-view mirror — is a physical instantiation of the same perpendicular-bisector geometry that learners have now mastered.</w:t>
             </w:r>
           </w:p>
         </w:tc>
@@ -1795,7 +1795,7 @@
         </w:rPr>
         <w:t xml:space="preserve">© 2026 SeaVuria and ARES. This work is licensed under a </w:t>
       </w:r>
-      <w:hyperlink w:history="1" r:id="rIdeeyfwsp3dqvfxl2zzmks0">
+      <w:hyperlink w:history="1" r:id="rIdxtyzf4_do2mom8chhl2az">
         <w:r>
           <w:rPr>
             <w:rFonts w:ascii="Arial" w:cs="Arial" w:eastAsia="Arial" w:hAnsi="Arial"/>
@@ -1815,7 +1815,7 @@
         </w:rPr>
         <w:t xml:space="preserve"> (</w:t>
       </w:r>
-      <w:hyperlink w:history="1" r:id="rIdre_h_v_5ecgrmnvohaddh">
+      <w:hyperlink w:history="1" r:id="rId-6pxpd5qymglmmw4vdjvq">
         <w:r>
           <w:rPr>
             <w:rFonts w:ascii="Arial" w:cs="Arial" w:eastAsia="Arial" w:hAnsi="Arial"/>
@@ -1835,7 +1835,7 @@
         </w:rPr>
         <w:t xml:space="preserve">). To view a copy of this license, visit </w:t>
       </w:r>
-      <w:hyperlink w:history="1" r:id="rIdepg3_zsjs0ox-te9zyjjz">
+      <w:hyperlink w:history="1" r:id="rId41ogx5_h3oojp5beforu5">
         <w:r>
           <w:rPr>
             <w:rFonts w:ascii="Arial" w:cs="Arial" w:eastAsia="Arial" w:hAnsi="Arial"/>

--- a/data/outputs/v2/Essential_Mathematics/SS2.2_Reflection/Essential_Mathematics_Reflection_SummaryTable.docx
+++ b/data/outputs/v2/Essential_Mathematics/SS2.2_Reflection/Essential_Mathematics_Reflection_SummaryTable.docx
@@ -628,7 +628,7 @@
                 <w:sz w:val="18"/>
                 <w:szCs w:val="18"/>
               </w:rPr>
-              <w:t xml:space="preserve">The mirror line acts as the line of symmetry — it is the invisible geometric rule that governs where the mirror image appears. When the letter 'A' is placed beside a mirror, the vertical line of symmetry of the letter aligns with the mirror line, producing a reversed image that is congruent to the original. The 'flip' observed in Amara's bedroom mirror and in the matatu's rear-view mirror is a consequence of reflection across a mirror line, which reverses the figure laterally while preserving all distances and sizes. This is the foundational property that the rest of the unit will make precise and quantitative.</w:t>
+              <w:t xml:space="preserve">The mirror line acts as the line of symmetry — it is the invisible geometric rule that governs where the mirror image appears. When the letter 'A' is placed beside a mirror, the vertical line of symmetry of the letter aligns with the mirror line, producing a reversed image that is congruent to the original. The 'flip' observed in Aisha's bedroom mirror and in the matatu's rear-view mirror is a consequence of reflection across a mirror line, which reverses the figure laterally while preserving all distances and sizes. This is the foundational property that the rest of the unit will make precise and quantitative.</w:t>
             </w:r>
           </w:p>
         </w:tc>
@@ -745,7 +745,7 @@
                 <w:sz w:val="18"/>
                 <w:szCs w:val="18"/>
               </w:rPr>
-              <w:t xml:space="preserve">From their measurements learners discovered and formalised three properties of reflection on a plane surface: (1) object distance from the mirror line equals image distance from the mirror line; (2) the line joining an object point to its image is perpendicular to the mirror line; (3) the image is congruent to the object. They applied these to calculate Otieno's total distance from his image (2.4 m) in a Kenyan context and annotated Amina's bedroom mirror scenario with all three properties.</w:t>
+              <w:t xml:space="preserve">From their measurements learners discovered and formalised three properties of reflection on a plane surface: (1) object distance from the mirror line equals image distance from the mirror line; (2) the line joining an object point to its image is perpendicular to the mirror line; (3) the image is congruent to the object. They applied these to calculate Otieno's total distance from his image (2.4 m) in a Kenyan context and annotated Aisha's bedroom mirror scenario with all three properties.</w:t>
             </w:r>
           </w:p>
         </w:tc>
@@ -777,7 +777,7 @@
                 <w:sz w:val="18"/>
                 <w:szCs w:val="18"/>
               </w:rPr>
-              <w:t xml:space="preserve">The three formalised properties explain why Amina's bedroom mirror shows her image the same distance behind the glass as she stands in front (Property 1), why the image appears directly 'across' the mirror rather than at an angle (Property 2), and why every detail — the Kanga pattern, the button count, the letter A — is preserved in size and shape even though it is laterally reversed (Property 3). The matatu driver's rear-view mirror follows the same three rules, so vehicles behind appear at a true proportional distance.</w:t>
+              <w:t xml:space="preserve">The three formalised properties explain why Aisha's bedroom mirror shows her image the same distance behind the glass as she stands in front (Property 1), why the image appears directly 'across' the mirror rather than at an angle (Property 2), and why every detail — the Kanga pattern, the button count, the letter A — is preserved in size and shape even though it is laterally reversed (Property 3). The matatu driver's rear-view mirror follows the same three rules, so vehicles behind appear at a true proportional distance.</w:t>
             </w:r>
           </w:p>
         </w:tc>
@@ -1224,7 +1224,7 @@
                 <w:sz w:val="18"/>
                 <w:szCs w:val="18"/>
               </w:rPr>
-              <w:t xml:space="preserve">Learners explained that a diagonal mirror at 45° (the line y = x) swaps the two coordinates of a point, in contrast to the y-axis mirror (which negates the x-coordinate) and the x-axis mirror (which negates the y-coordinate); they connected this to the anchoring phenomenon by articulating that any mirror line — whether Amina's physical bedroom mirror, the matatu side mirror, or a line on the Cartesian plane — imposes a precise, predictable mathematical rule that determines exactly where the image copy lives.</w:t>
+              <w:t xml:space="preserve">Learners explained that a diagonal mirror at 45° (the line y = x) swaps the two coordinates of a point, in contrast to the y-axis mirror (which negates the x-coordinate) and the x-axis mirror (which negates the y-coordinate); they connected this to the anchoring phenomenon by articulating that any mirror line — whether Aisha's physical bedroom mirror, the matatu side mirror, or a line on the Cartesian plane — imposes a precise, predictable mathematical rule that determines exactly where the image copy lives.</w:t>
             </w:r>
           </w:p>
         </w:tc>
@@ -1795,7 +1795,7 @@
         </w:rPr>
         <w:t xml:space="preserve">© 2026 SeaVuria and ARES. This work is licensed under a </w:t>
       </w:r>
-      <w:hyperlink w:history="1" r:id="rIdxtyzf4_do2mom8chhl2az">
+      <w:hyperlink w:history="1" r:id="rId_98n913wpgn5wlzj1xxq7">
         <w:r>
           <w:rPr>
             <w:rFonts w:ascii="Arial" w:cs="Arial" w:eastAsia="Arial" w:hAnsi="Arial"/>
@@ -1815,7 +1815,7 @@
         </w:rPr>
         <w:t xml:space="preserve"> (</w:t>
       </w:r>
-      <w:hyperlink w:history="1" r:id="rId-6pxpd5qymglmmw4vdjvq">
+      <w:hyperlink w:history="1" r:id="rIdloua2erpjprlmqd2hcmuq">
         <w:r>
           <w:rPr>
             <w:rFonts w:ascii="Arial" w:cs="Arial" w:eastAsia="Arial" w:hAnsi="Arial"/>
@@ -1835,7 +1835,7 @@
         </w:rPr>
         <w:t xml:space="preserve">). To view a copy of this license, visit </w:t>
       </w:r>
-      <w:hyperlink w:history="1" r:id="rId41ogx5_h3oojp5beforu5">
+      <w:hyperlink w:history="1" r:id="rIdhh1x29xkv5elceunwgfhw">
         <w:r>
           <w:rPr>
             <w:rFonts w:ascii="Arial" w:cs="Arial" w:eastAsia="Arial" w:hAnsi="Arial"/>

--- a/data/outputs/v2/Essential_Mathematics/SS2.2_Reflection/Essential_Mathematics_Reflection_SummaryTable.docx
+++ b/data/outputs/v2/Essential_Mathematics/SS2.2_Reflection/Essential_Mathematics_Reflection_SummaryTable.docx
@@ -1795,7 +1795,7 @@
         </w:rPr>
         <w:t xml:space="preserve">© 2026 SeaVuria and ARES. This work is licensed under a </w:t>
       </w:r>
-      <w:hyperlink w:history="1" r:id="rId_98n913wpgn5wlzj1xxq7">
+      <w:hyperlink w:history="1" r:id="rIdcoopd4jhoilkcxpro5byq">
         <w:r>
           <w:rPr>
             <w:rFonts w:ascii="Arial" w:cs="Arial" w:eastAsia="Arial" w:hAnsi="Arial"/>
@@ -1815,7 +1815,7 @@
         </w:rPr>
         <w:t xml:space="preserve"> (</w:t>
       </w:r>
-      <w:hyperlink w:history="1" r:id="rIdloua2erpjprlmqd2hcmuq">
+      <w:hyperlink w:history="1" r:id="rId88ypgwdkc3hp0x7hxmizk">
         <w:r>
           <w:rPr>
             <w:rFonts w:ascii="Arial" w:cs="Arial" w:eastAsia="Arial" w:hAnsi="Arial"/>
@@ -1835,7 +1835,7 @@
         </w:rPr>
         <w:t xml:space="preserve">). To view a copy of this license, visit </w:t>
       </w:r>
-      <w:hyperlink w:history="1" r:id="rIdhh1x29xkv5elceunwgfhw">
+      <w:hyperlink w:history="1" r:id="rIdycs48z3fu3r2mf7zqibrr">
         <w:r>
           <w:rPr>
             <w:rFonts w:ascii="Arial" w:cs="Arial" w:eastAsia="Arial" w:hAnsi="Arial"/>

--- a/data/outputs/v2/Essential_Mathematics/SS2.2_Reflection/Essential_Mathematics_Reflection_SummaryTable.docx
+++ b/data/outputs/v2/Essential_Mathematics/SS2.2_Reflection/Essential_Mathematics_Reflection_SummaryTable.docx
@@ -1795,7 +1795,7 @@
         </w:rPr>
         <w:t xml:space="preserve">© 2026 SeaVuria and ARES. This work is licensed under a </w:t>
       </w:r>
-      <w:hyperlink w:history="1" r:id="rIdcoopd4jhoilkcxpro5byq">
+      <w:hyperlink w:history="1" r:id="rIdo6vtzicch6nhu2oygedx_">
         <w:r>
           <w:rPr>
             <w:rFonts w:ascii="Arial" w:cs="Arial" w:eastAsia="Arial" w:hAnsi="Arial"/>
@@ -1815,7 +1815,7 @@
         </w:rPr>
         <w:t xml:space="preserve"> (</w:t>
       </w:r>
-      <w:hyperlink w:history="1" r:id="rId88ypgwdkc3hp0x7hxmizk">
+      <w:hyperlink w:history="1" r:id="rIduvph_gblfldgoslcqnjzx">
         <w:r>
           <w:rPr>
             <w:rFonts w:ascii="Arial" w:cs="Arial" w:eastAsia="Arial" w:hAnsi="Arial"/>
@@ -1835,7 +1835,7 @@
         </w:rPr>
         <w:t xml:space="preserve">). To view a copy of this license, visit </w:t>
       </w:r>
-      <w:hyperlink w:history="1" r:id="rIdycs48z3fu3r2mf7zqibrr">
+      <w:hyperlink w:history="1" r:id="rIdm74cc3vmwkk6hvj3rsfa1">
         <w:r>
           <w:rPr>
             <w:rFonts w:ascii="Arial" w:cs="Arial" w:eastAsia="Arial" w:hAnsi="Arial"/>

--- a/data/outputs/v2/Essential_Mathematics/SS2.2_Reflection/Essential_Mathematics_Reflection_SummaryTable.docx
+++ b/data/outputs/v2/Essential_Mathematics/SS2.2_Reflection/Essential_Mathematics_Reflection_SummaryTable.docx
@@ -1795,7 +1795,7 @@
         </w:rPr>
         <w:t xml:space="preserve">© 2026 SeaVuria and ARES. This work is licensed under a </w:t>
       </w:r>
-      <w:hyperlink w:history="1" r:id="rIdo6vtzicch6nhu2oygedx_">
+      <w:hyperlink w:history="1" r:id="rIdx0mwomhgjii_mbbhszmw0">
         <w:r>
           <w:rPr>
             <w:rFonts w:ascii="Arial" w:cs="Arial" w:eastAsia="Arial" w:hAnsi="Arial"/>
@@ -1815,7 +1815,7 @@
         </w:rPr>
         <w:t xml:space="preserve"> (</w:t>
       </w:r>
-      <w:hyperlink w:history="1" r:id="rIduvph_gblfldgoslcqnjzx">
+      <w:hyperlink w:history="1" r:id="rId4ilqu2sul6sxisostxcjt">
         <w:r>
           <w:rPr>
             <w:rFonts w:ascii="Arial" w:cs="Arial" w:eastAsia="Arial" w:hAnsi="Arial"/>
@@ -1835,7 +1835,7 @@
         </w:rPr>
         <w:t xml:space="preserve">). To view a copy of this license, visit </w:t>
       </w:r>
-      <w:hyperlink w:history="1" r:id="rIdm74cc3vmwkk6hvj3rsfa1">
+      <w:hyperlink w:history="1" r:id="rIdbs-srukn5kcycke0gxjpc">
         <w:r>
           <w:rPr>
             <w:rFonts w:ascii="Arial" w:cs="Arial" w:eastAsia="Arial" w:hAnsi="Arial"/>

--- a/data/outputs/v2/Essential_Mathematics/SS2.2_Reflection/Essential_Mathematics_Reflection_SummaryTable.docx
+++ b/data/outputs/v2/Essential_Mathematics/SS2.2_Reflection/Essential_Mathematics_Reflection_SummaryTable.docx
@@ -4,6 +4,7 @@
   <w:body>
     <w:p>
       <w:pPr>
+        <w:keepNext w:val="false"/>
         <w:spacing w:after="30" w:before="0"/>
         <w:jc w:val="center"/>
       </w:pPr>
@@ -23,6 +24,7 @@
     </w:p>
     <w:p>
       <w:pPr>
+        <w:keepNext w:val="false"/>
         <w:spacing w:after="60" w:before="0"/>
         <w:jc w:val="center"/>
       </w:pPr>
@@ -81,6 +83,7 @@
           </w:tcPr>
           <w:p>
             <w:pPr>
+              <w:keepNext w:val="false"/>
               <w:spacing w:after="40" w:before="0"/>
               <w:jc w:val="center"/>
             </w:pPr>
@@ -115,6 +118,7 @@
           </w:tcPr>
           <w:p>
             <w:pPr>
+              <w:keepNext w:val="false"/>
               <w:spacing w:after="40" w:before="0"/>
               <w:jc w:val="left"/>
             </w:pPr>
@@ -147,6 +151,7 @@
           </w:tcPr>
           <w:p>
             <w:pPr>
+              <w:keepNext w:val="false"/>
               <w:spacing w:after="40" w:before="0"/>
               <w:jc w:val="left"/>
             </w:pPr>
@@ -181,6 +186,7 @@
           </w:tcPr>
           <w:p>
             <w:pPr>
+              <w:keepNext w:val="false"/>
               <w:spacing w:after="40" w:before="0"/>
               <w:jc w:val="left"/>
             </w:pPr>
@@ -213,6 +219,7 @@
           </w:tcPr>
           <w:p>
             <w:pPr>
+              <w:keepNext w:val="false"/>
               <w:spacing w:after="40" w:before="0"/>
               <w:jc w:val="left"/>
             </w:pPr>
@@ -273,6 +280,7 @@
           </w:tcPr>
           <w:p>
             <w:pPr>
+              <w:keepNext w:val="false"/>
               <w:spacing w:after="40" w:before="0"/>
               <w:jc w:val="center"/>
             </w:pPr>
@@ -307,6 +315,7 @@
           </w:tcPr>
           <w:p>
             <w:pPr>
+              <w:keepNext w:val="false"/>
               <w:spacing w:after="40" w:before="0"/>
               <w:jc w:val="left"/>
             </w:pPr>
@@ -369,6 +378,7 @@
           </w:tcPr>
           <w:p>
             <w:pPr>
+              <w:keepNext w:val="false"/>
               <w:spacing w:after="40" w:before="0"/>
               <w:jc w:val="left"/>
             </w:pPr>
@@ -401,6 +411,7 @@
           </w:tcPr>
           <w:p>
             <w:pPr>
+              <w:keepNext w:val="false"/>
               <w:spacing w:after="40" w:before="0"/>
               <w:jc w:val="left"/>
             </w:pPr>
@@ -433,6 +444,7 @@
           </w:tcPr>
           <w:p>
             <w:pPr>
+              <w:keepNext w:val="false"/>
               <w:spacing w:after="40" w:before="0"/>
               <w:jc w:val="left"/>
             </w:pPr>
@@ -465,6 +477,7 @@
           </w:tcPr>
           <w:p>
             <w:pPr>
+              <w:keepNext w:val="false"/>
               <w:spacing w:after="40" w:before="0"/>
               <w:jc w:val="left"/>
             </w:pPr>
@@ -499,6 +512,7 @@
           </w:tcPr>
           <w:p>
             <w:pPr>
+              <w:keepNext w:val="false"/>
               <w:spacing w:after="40" w:before="0"/>
               <w:jc w:val="left"/>
             </w:pPr>
@@ -518,6 +532,7 @@
           </w:p>
           <w:p>
             <w:pPr>
+              <w:keepNext w:val="false"/>
               <w:spacing w:after="40" w:before="0"/>
               <w:jc w:val="left"/>
             </w:pPr>
@@ -550,6 +565,7 @@
           </w:tcPr>
           <w:p>
             <w:pPr>
+              <w:keepNext w:val="false"/>
               <w:spacing w:after="40" w:before="0"/>
               <w:jc w:val="left"/>
             </w:pPr>
@@ -582,6 +598,7 @@
           </w:tcPr>
           <w:p>
             <w:pPr>
+              <w:keepNext w:val="false"/>
               <w:spacing w:after="40" w:before="0"/>
               <w:jc w:val="left"/>
             </w:pPr>
@@ -614,6 +631,7 @@
           </w:tcPr>
           <w:p>
             <w:pPr>
+              <w:keepNext w:val="false"/>
               <w:spacing w:after="40" w:before="0"/>
               <w:jc w:val="left"/>
             </w:pPr>
@@ -648,6 +666,7 @@
           </w:tcPr>
           <w:p>
             <w:pPr>
+              <w:keepNext w:val="false"/>
               <w:spacing w:after="40" w:before="0"/>
               <w:jc w:val="left"/>
             </w:pPr>
@@ -667,6 +686,7 @@
           </w:p>
           <w:p>
             <w:pPr>
+              <w:keepNext w:val="false"/>
               <w:spacing w:after="40" w:before="0"/>
               <w:jc w:val="left"/>
             </w:pPr>
@@ -699,6 +719,7 @@
           </w:tcPr>
           <w:p>
             <w:pPr>
+              <w:keepNext w:val="false"/>
               <w:spacing w:after="40" w:before="0"/>
               <w:jc w:val="left"/>
             </w:pPr>
@@ -731,6 +752,7 @@
           </w:tcPr>
           <w:p>
             <w:pPr>
+              <w:keepNext w:val="false"/>
               <w:spacing w:after="40" w:before="0"/>
               <w:jc w:val="left"/>
             </w:pPr>
@@ -763,6 +785,7 @@
           </w:tcPr>
           <w:p>
             <w:pPr>
+              <w:keepNext w:val="false"/>
               <w:spacing w:after="40" w:before="0"/>
               <w:jc w:val="left"/>
             </w:pPr>
@@ -797,6 +820,7 @@
           </w:tcPr>
           <w:p>
             <w:pPr>
+              <w:keepNext w:val="false"/>
               <w:spacing w:after="40" w:before="0"/>
               <w:jc w:val="left"/>
             </w:pPr>
@@ -816,6 +840,7 @@
           </w:p>
           <w:p>
             <w:pPr>
+              <w:keepNext w:val="false"/>
               <w:spacing w:after="40" w:before="0"/>
               <w:jc w:val="left"/>
             </w:pPr>
@@ -848,6 +873,7 @@
           </w:tcPr>
           <w:p>
             <w:pPr>
+              <w:keepNext w:val="false"/>
               <w:spacing w:after="40" w:before="0"/>
               <w:jc w:val="left"/>
             </w:pPr>
@@ -880,6 +906,7 @@
           </w:tcPr>
           <w:p>
             <w:pPr>
+              <w:keepNext w:val="false"/>
               <w:spacing w:after="40" w:before="0"/>
               <w:jc w:val="left"/>
             </w:pPr>
@@ -912,6 +939,7 @@
           </w:tcPr>
           <w:p>
             <w:pPr>
+              <w:keepNext w:val="false"/>
               <w:spacing w:after="40" w:before="0"/>
               <w:jc w:val="left"/>
             </w:pPr>
@@ -946,6 +974,7 @@
           </w:tcPr>
           <w:p>
             <w:pPr>
+              <w:keepNext w:val="false"/>
               <w:spacing w:after="40" w:before="0"/>
               <w:jc w:val="left"/>
             </w:pPr>
@@ -965,6 +994,7 @@
           </w:p>
           <w:p>
             <w:pPr>
+              <w:keepNext w:val="false"/>
               <w:spacing w:after="40" w:before="0"/>
               <w:jc w:val="left"/>
             </w:pPr>
@@ -997,6 +1027,7 @@
           </w:tcPr>
           <w:p>
             <w:pPr>
+              <w:keepNext w:val="false"/>
               <w:spacing w:after="40" w:before="0"/>
               <w:jc w:val="left"/>
             </w:pPr>
@@ -1029,6 +1060,7 @@
           </w:tcPr>
           <w:p>
             <w:pPr>
+              <w:keepNext w:val="false"/>
               <w:spacing w:after="40" w:before="0"/>
               <w:jc w:val="left"/>
             </w:pPr>
@@ -1061,6 +1093,7 @@
           </w:tcPr>
           <w:p>
             <w:pPr>
+              <w:keepNext w:val="false"/>
               <w:spacing w:after="40" w:before="0"/>
               <w:jc w:val="left"/>
             </w:pPr>
@@ -1095,6 +1128,7 @@
           </w:tcPr>
           <w:p>
             <w:pPr>
+              <w:keepNext w:val="false"/>
               <w:spacing w:after="40" w:before="0"/>
               <w:jc w:val="left"/>
             </w:pPr>
@@ -1114,6 +1148,7 @@
           </w:p>
           <w:p>
             <w:pPr>
+              <w:keepNext w:val="false"/>
               <w:spacing w:after="40" w:before="0"/>
               <w:jc w:val="left"/>
             </w:pPr>
@@ -1146,6 +1181,7 @@
           </w:tcPr>
           <w:p>
             <w:pPr>
+              <w:keepNext w:val="false"/>
               <w:spacing w:after="40" w:before="0"/>
               <w:jc w:val="left"/>
             </w:pPr>
@@ -1178,6 +1214,7 @@
           </w:tcPr>
           <w:p>
             <w:pPr>
+              <w:keepNext w:val="false"/>
               <w:spacing w:after="40" w:before="0"/>
               <w:jc w:val="left"/>
             </w:pPr>
@@ -1210,6 +1247,7 @@
           </w:tcPr>
           <w:p>
             <w:pPr>
+              <w:keepNext w:val="false"/>
               <w:spacing w:after="40" w:before="0"/>
               <w:jc w:val="left"/>
             </w:pPr>
@@ -1244,6 +1282,7 @@
           </w:tcPr>
           <w:p>
             <w:pPr>
+              <w:keepNext w:val="false"/>
               <w:spacing w:after="40" w:before="0"/>
               <w:jc w:val="left"/>
             </w:pPr>
@@ -1263,6 +1302,7 @@
           </w:p>
           <w:p>
             <w:pPr>
+              <w:keepNext w:val="false"/>
               <w:spacing w:after="40" w:before="0"/>
               <w:jc w:val="left"/>
             </w:pPr>
@@ -1295,6 +1335,7 @@
           </w:tcPr>
           <w:p>
             <w:pPr>
+              <w:keepNext w:val="false"/>
               <w:spacing w:after="40" w:before="0"/>
               <w:jc w:val="left"/>
             </w:pPr>
@@ -1327,6 +1368,7 @@
           </w:tcPr>
           <w:p>
             <w:pPr>
+              <w:keepNext w:val="false"/>
               <w:spacing w:after="40" w:before="0"/>
               <w:jc w:val="left"/>
             </w:pPr>
@@ -1359,6 +1401,7 @@
           </w:tcPr>
           <w:p>
             <w:pPr>
+              <w:keepNext w:val="false"/>
               <w:spacing w:after="40" w:before="0"/>
               <w:jc w:val="left"/>
             </w:pPr>
@@ -1393,6 +1436,7 @@
           </w:tcPr>
           <w:p>
             <w:pPr>
+              <w:keepNext w:val="false"/>
               <w:spacing w:after="40" w:before="0"/>
               <w:jc w:val="left"/>
             </w:pPr>
@@ -1412,6 +1456,7 @@
           </w:p>
           <w:p>
             <w:pPr>
+              <w:keepNext w:val="false"/>
               <w:spacing w:after="40" w:before="0"/>
               <w:jc w:val="left"/>
             </w:pPr>
@@ -1444,6 +1489,7 @@
           </w:tcPr>
           <w:p>
             <w:pPr>
+              <w:keepNext w:val="false"/>
               <w:spacing w:after="40" w:before="0"/>
               <w:jc w:val="left"/>
             </w:pPr>
@@ -1476,6 +1522,7 @@
           </w:tcPr>
           <w:p>
             <w:pPr>
+              <w:keepNext w:val="false"/>
               <w:spacing w:after="40" w:before="0"/>
               <w:jc w:val="left"/>
             </w:pPr>
@@ -1508,6 +1555,7 @@
           </w:tcPr>
           <w:p>
             <w:pPr>
+              <w:keepNext w:val="false"/>
               <w:spacing w:after="40" w:before="0"/>
               <w:jc w:val="left"/>
             </w:pPr>
@@ -1542,6 +1590,7 @@
           </w:tcPr>
           <w:p>
             <w:pPr>
+              <w:keepNext w:val="false"/>
               <w:spacing w:after="40" w:before="0"/>
               <w:jc w:val="left"/>
             </w:pPr>
@@ -1561,6 +1610,7 @@
           </w:p>
           <w:p>
             <w:pPr>
+              <w:keepNext w:val="false"/>
               <w:spacing w:after="40" w:before="0"/>
               <w:jc w:val="left"/>
             </w:pPr>
@@ -1593,6 +1643,7 @@
           </w:tcPr>
           <w:p>
             <w:pPr>
+              <w:keepNext w:val="false"/>
               <w:spacing w:after="40" w:before="0"/>
               <w:jc w:val="left"/>
             </w:pPr>
@@ -1625,6 +1676,7 @@
           </w:tcPr>
           <w:p>
             <w:pPr>
+              <w:keepNext w:val="false"/>
               <w:spacing w:after="40" w:before="0"/>
               <w:jc w:val="left"/>
             </w:pPr>
@@ -1657,6 +1709,7 @@
           </w:tcPr>
           <w:p>
             <w:pPr>
+              <w:keepNext w:val="false"/>
               <w:spacing w:after="40" w:before="0"/>
               <w:jc w:val="left"/>
             </w:pPr>
@@ -1795,7 +1848,7 @@
         </w:rPr>
         <w:t xml:space="preserve">© 2026 SeaVuria and ARES. This work is licensed under a </w:t>
       </w:r>
-      <w:hyperlink w:history="1" r:id="rIdx0mwomhgjii_mbbhszmw0">
+      <w:hyperlink w:history="1" r:id="rIdkqq8gglpxinkqosnfwbjr">
         <w:r>
           <w:rPr>
             <w:rFonts w:ascii="Arial" w:cs="Arial" w:eastAsia="Arial" w:hAnsi="Arial"/>
@@ -1815,7 +1868,7 @@
         </w:rPr>
         <w:t xml:space="preserve"> (</w:t>
       </w:r>
-      <w:hyperlink w:history="1" r:id="rId4ilqu2sul6sxisostxcjt">
+      <w:hyperlink w:history="1" r:id="rIdwnx246u0ouqtfolvo9a3b">
         <w:r>
           <w:rPr>
             <w:rFonts w:ascii="Arial" w:cs="Arial" w:eastAsia="Arial" w:hAnsi="Arial"/>
@@ -1835,7 +1888,7 @@
         </w:rPr>
         <w:t xml:space="preserve">). To view a copy of this license, visit </w:t>
       </w:r>
-      <w:hyperlink w:history="1" r:id="rIdbs-srukn5kcycke0gxjpc">
+      <w:hyperlink w:history="1" r:id="rIdwn1voiiqmg6krm8k2ahrn">
         <w:r>
           <w:rPr>
             <w:rFonts w:ascii="Arial" w:cs="Arial" w:eastAsia="Arial" w:hAnsi="Arial"/>

--- a/data/outputs/v2/Essential_Mathematics/SS2.2_Reflection/Essential_Mathematics_Reflection_SummaryTable.docx
+++ b/data/outputs/v2/Essential_Mathematics/SS2.2_Reflection/Essential_Mathematics_Reflection_SummaryTable.docx
@@ -1848,7 +1848,7 @@
         </w:rPr>
         <w:t xml:space="preserve">© 2026 SeaVuria and ARES. This work is licensed under a </w:t>
       </w:r>
-      <w:hyperlink w:history="1" r:id="rIdkqq8gglpxinkqosnfwbjr">
+      <w:hyperlink w:history="1" r:id="rIdocgippg4sa1nic1ccmdg5">
         <w:r>
           <w:rPr>
             <w:rFonts w:ascii="Arial" w:cs="Arial" w:eastAsia="Arial" w:hAnsi="Arial"/>
@@ -1868,7 +1868,7 @@
         </w:rPr>
         <w:t xml:space="preserve"> (</w:t>
       </w:r>
-      <w:hyperlink w:history="1" r:id="rIdwnx246u0ouqtfolvo9a3b">
+      <w:hyperlink w:history="1" r:id="rIdxsp5rxdlsdgmeidmm_97-">
         <w:r>
           <w:rPr>
             <w:rFonts w:ascii="Arial" w:cs="Arial" w:eastAsia="Arial" w:hAnsi="Arial"/>
@@ -1888,7 +1888,7 @@
         </w:rPr>
         <w:t xml:space="preserve">). To view a copy of this license, visit </w:t>
       </w:r>
-      <w:hyperlink w:history="1" r:id="rIdwn1voiiqmg6krm8k2ahrn">
+      <w:hyperlink w:history="1" r:id="rIdknbilyo2avzqcpkpfzdi-">
         <w:r>
           <w:rPr>
             <w:rFonts w:ascii="Arial" w:cs="Arial" w:eastAsia="Arial" w:hAnsi="Arial"/>
